--- a/docs/integration-guides/Tray-AI-Project-JSON-Structure-Guide.docx
+++ b/docs/integration-guides/Tray-AI-Project-JSON-Structure-Guide.docx
@@ -2,7 +2,7 @@
 <file path=word/document.xml><?xml version="1.0" encoding="utf-8"?>
 <w:document xmlns:w="http://schemas.openxmlformats.org/wordprocessingml/2006/main" xmlns:m="http://schemas.openxmlformats.org/officeDocument/2006/math" xmlns:r="http://schemas.openxmlformats.org/officeDocument/2006/relationships" xmlns:o="urn:schemas-microsoft-com:office:office" xmlns:v="urn:schemas-microsoft-com:vml" xmlns:w10="urn:schemas-microsoft-com:office:word" xmlns:a="http://schemas.openxmlformats.org/drawingml/2006/main" xmlns:pic="http://schemas.openxmlformats.org/drawingml/2006/picture" xmlns:wp="http://schemas.openxmlformats.org/drawingml/2006/wordprocessingDrawing">
   <w:body>
-    <w:bookmarkStart w:id="80" w:name="X896e82b578c08a87ad7bc2514aebf1bef075c81"/>
+    <w:bookmarkStart w:id="81" w:name="X896e82b578c08a87ad7bc2514aebf1bef075c81"/>
     <w:p>
       <w:pPr>
         <w:pStyle w:val="Heading1"/>
@@ -11,7 +11,116 @@
         <w:t xml:space="preserve">Tray.ai Project JSON Structure Guide for LLM Analysis</w:t>
       </w:r>
     </w:p>
-    <w:bookmarkStart w:id="20" w:name="overview"/>
+    <w:p>
+      <w:pPr>
+        <w:pStyle w:val="BlockText"/>
+      </w:pPr>
+      <w:r>
+        <w:rPr>
+          <w:bCs/>
+          <w:b/>
+        </w:rPr>
+        <w:t xml:space="preserve">For generating importable project JSON</w:t>
+      </w:r>
+      <w:r>
+        <w:t xml:space="preserve">, use the authoritative spec at</w:t>
+      </w:r>
+      <w:r>
+        <w:t xml:space="preserve"> </w:t>
+      </w:r>
+      <w:hyperlink r:id="rId20">
+        <w:r>
+          <w:rPr>
+            <w:rStyle w:val="VerbatimChar"/>
+          </w:rPr>
+          <w:t xml:space="preserve">skills/tray/tray-project/references/project-json-spec.md</w:t>
+        </w:r>
+      </w:hyperlink>
+      <w:r>
+        <w:t xml:space="preserve">.</w:t>
+      </w:r>
+      <w:r>
+        <w:t xml:space="preserve"> </w:t>
+      </w:r>
+      <w:r>
+        <w:t xml:space="preserve">This guide is useful for</w:t>
+      </w:r>
+      <w:r>
+        <w:t xml:space="preserve"> </w:t>
+      </w:r>
+      <w:r>
+        <w:rPr>
+          <w:bCs/>
+          <w:b/>
+        </w:rPr>
+        <w:t xml:space="preserve">analyzing</w:t>
+      </w:r>
+      <w:r>
+        <w:t xml:space="preserve"> </w:t>
+      </w:r>
+      <w:r>
+        <w:t xml:space="preserve">existing exports but has known inaccuracies</w:t>
+      </w:r>
+      <w:r>
+        <w:t xml:space="preserve"> </w:t>
+      </w:r>
+      <w:r>
+        <w:t xml:space="preserve">for</w:t>
+      </w:r>
+      <w:r>
+        <w:t xml:space="preserve"> </w:t>
+      </w:r>
+      <w:r>
+        <w:rPr>
+          <w:bCs/>
+          <w:b/>
+        </w:rPr>
+        <w:t xml:space="preserve">generating</w:t>
+      </w:r>
+      <w:r>
+        <w:t xml:space="preserve"> </w:t>
+      </w:r>
+      <w:r>
+        <w:t xml:space="preserve">new ones (e.g., auth objects ARE visible in exports, typed values</w:t>
+      </w:r>
+      <w:r>
+        <w:t xml:space="preserve"> </w:t>
+      </w:r>
+      <w:r>
+        <w:t xml:space="preserve">are required,</w:t>
+      </w:r>
+      <w:r>
+        <w:t xml:space="preserve"> </w:t>
+      </w:r>
+      <w:r>
+        <w:rPr>
+          <w:rStyle w:val="VerbatimChar"/>
+        </w:rPr>
+        <w:t xml:space="preserve">raw_http_request</w:t>
+      </w:r>
+      <w:r>
+        <w:t xml:space="preserve"> </w:t>
+      </w:r>
+      <w:r>
+        <w:t xml:space="preserve">is preferred over</w:t>
+      </w:r>
+      <w:r>
+        <w:t xml:space="preserve"> </w:t>
+      </w:r>
+      <w:r>
+        <w:rPr>
+          <w:rStyle w:val="VerbatimChar"/>
+        </w:rPr>
+        <w:t xml:space="preserve">find_records</w:t>
+      </w:r>
+      <w:r>
+        <w:t xml:space="preserve"> </w:t>
+      </w:r>
+      <w:r>
+        <w:t xml:space="preserve">for SOQL).</w:t>
+      </w:r>
+    </w:p>
+    <w:bookmarkStart w:id="21" w:name="overview"/>
     <w:p>
       <w:pPr>
         <w:pStyle w:val="Heading2"/>
@@ -28,8 +137,8 @@
         <w:t xml:space="preserve">This document provides a comprehensive guide for Large Language Models (LLMs) to deeply understand and analyze Tray.ai project JSON exports. Tray.ai is an integration platform as a service (iPaaS) that allows users to create complex automation workflows between various applications and services.</w:t>
       </w:r>
     </w:p>
-    <w:bookmarkEnd w:id="20"/>
-    <w:bookmarkStart w:id="22" w:name="high-level-project-structure"/>
+    <w:bookmarkEnd w:id="21"/>
+    <w:bookmarkStart w:id="23" w:name="high-level-project-structure"/>
     <w:p>
       <w:pPr>
         <w:pStyle w:val="Heading2"/>
@@ -246,7 +355,7 @@
         <w:t xml:space="preserve">}</w:t>
       </w:r>
     </w:p>
-    <w:bookmarkStart w:id="21" w:name="core-components"/>
+    <w:bookmarkStart w:id="22" w:name="core-components"/>
     <w:p>
       <w:pPr>
         <w:pStyle w:val="Heading3"/>
@@ -363,9 +472,9 @@
         </w:pict>
       </w:r>
     </w:p>
-    <w:bookmarkEnd w:id="21"/>
     <w:bookmarkEnd w:id="22"/>
-    <w:bookmarkStart w:id="25" w:name="workflow-structure"/>
+    <w:bookmarkEnd w:id="23"/>
+    <w:bookmarkStart w:id="26" w:name="workflow-structure"/>
     <w:p>
       <w:pPr>
         <w:pStyle w:val="Heading2"/>
@@ -374,7 +483,7 @@
         <w:t xml:space="preserve">Workflow Structure</w:t>
       </w:r>
     </w:p>
-    <w:bookmarkStart w:id="23" w:name="workflow-object-schema"/>
+    <w:bookmarkStart w:id="24" w:name="workflow-object-schema"/>
     <w:p>
       <w:pPr>
         <w:pStyle w:val="Heading3"/>
@@ -1207,8 +1316,8 @@
         <w:t xml:space="preserve">}</w:t>
       </w:r>
     </w:p>
-    <w:bookmarkEnd w:id="23"/>
-    <w:bookmarkStart w:id="24" w:name="key-workflow-properties"/>
+    <w:bookmarkEnd w:id="24"/>
+    <w:bookmarkStart w:id="25" w:name="key-workflow-properties"/>
     <w:p>
       <w:pPr>
         <w:pStyle w:val="Heading3"/>
@@ -1364,9 +1473,9 @@
         </w:pict>
       </w:r>
     </w:p>
-    <w:bookmarkEnd w:id="24"/>
     <w:bookmarkEnd w:id="25"/>
-    <w:bookmarkStart w:id="29" w:name="steps-structure-analysis"/>
+    <w:bookmarkEnd w:id="26"/>
+    <w:bookmarkStart w:id="30" w:name="steps-structure-analysis"/>
     <w:p>
       <w:pPr>
         <w:pStyle w:val="Heading2"/>
@@ -1398,7 +1507,7 @@
         <w:t xml:space="preserve">array defines the execution flow and control logic:</w:t>
       </w:r>
     </w:p>
-    <w:bookmarkStart w:id="26" w:name="step-types"/>
+    <w:bookmarkStart w:id="27" w:name="step-types"/>
     <w:p>
       <w:pPr>
         <w:pStyle w:val="Heading3"/>
@@ -1507,8 +1616,8 @@
         <w:t xml:space="preserve">: Workflow entry point</w:t>
       </w:r>
     </w:p>
-    <w:bookmarkEnd w:id="26"/>
-    <w:bookmarkStart w:id="27" w:name="flow-control-patterns"/>
+    <w:bookmarkEnd w:id="27"/>
+    <w:bookmarkStart w:id="28" w:name="flow-control-patterns"/>
     <w:p>
       <w:pPr>
         <w:pStyle w:val="Heading3"/>
@@ -2176,8 +2285,8 @@
         <w:t xml:space="preserve">}</w:t>
       </w:r>
     </w:p>
-    <w:bookmarkEnd w:id="27"/>
-    <w:bookmarkStart w:id="28" w:name="common-flow-patterns-to-recognize"/>
+    <w:bookmarkEnd w:id="28"/>
+    <w:bookmarkStart w:id="29" w:name="common-flow-patterns-to-recognize"/>
     <w:p>
       <w:pPr>
         <w:pStyle w:val="Heading3"/>
@@ -2338,9 +2447,9 @@
         </w:pict>
       </w:r>
     </w:p>
-    <w:bookmarkEnd w:id="28"/>
     <w:bookmarkEnd w:id="29"/>
-    <w:bookmarkStart w:id="39" w:name="steps-configuration-deep-dive"/>
+    <w:bookmarkEnd w:id="30"/>
+    <w:bookmarkStart w:id="40" w:name="steps-configuration-deep-dive"/>
     <w:p>
       <w:pPr>
         <w:pStyle w:val="Heading2"/>
@@ -2384,7 +2493,7 @@
         <w:t xml:space="preserve">:</w:t>
       </w:r>
     </w:p>
-    <w:bookmarkStart w:id="30" w:name="universal-step-properties"/>
+    <w:bookmarkStart w:id="31" w:name="universal-step-properties"/>
     <w:p>
       <w:pPr>
         <w:pStyle w:val="Heading3"/>
@@ -2794,8 +2903,8 @@
         <w:t xml:space="preserve">}</w:t>
       </w:r>
     </w:p>
-    <w:bookmarkEnd w:id="30"/>
-    <w:bookmarkStart w:id="37" w:name="connector-types-and-operations"/>
+    <w:bookmarkEnd w:id="31"/>
+    <w:bookmarkStart w:id="38" w:name="connector-types-and-operations"/>
     <w:p>
       <w:pPr>
         <w:pStyle w:val="Heading3"/>
@@ -2804,7 +2913,7 @@
         <w:t xml:space="preserve">Connector Types and Operations</w:t>
       </w:r>
     </w:p>
-    <w:bookmarkStart w:id="31" w:name="script-connector-name-script"/>
+    <w:bookmarkStart w:id="32" w:name="script-connector-name-script"/>
     <w:p>
       <w:pPr>
         <w:pStyle w:val="Heading4"/>
@@ -3097,8 +3206,8 @@
         <w:t xml:space="preserve">;</w:t>
       </w:r>
     </w:p>
-    <w:bookmarkEnd w:id="31"/>
-    <w:bookmarkStart w:id="32" w:name="boolean-condition-name-boolean-condition"/>
+    <w:bookmarkEnd w:id="32"/>
+    <w:bookmarkStart w:id="33" w:name="boolean-condition-name-boolean-condition"/>
     <w:p>
       <w:pPr>
         <w:pStyle w:val="Heading4"/>
@@ -3242,8 +3351,8 @@
         <w:t xml:space="preserve">(OR) logic</w:t>
       </w:r>
     </w:p>
-    <w:bookmarkEnd w:id="32"/>
-    <w:bookmarkStart w:id="33" w:name="loop-connector-name-loop"/>
+    <w:bookmarkEnd w:id="33"/>
+    <w:bookmarkStart w:id="34" w:name="loop-connector-name-loop"/>
     <w:p>
       <w:pPr>
         <w:pStyle w:val="Heading4"/>
@@ -3351,8 +3460,8 @@
         <w:t xml:space="preserve">: Boolean for parallel processing</w:t>
       </w:r>
     </w:p>
-    <w:bookmarkEnd w:id="33"/>
-    <w:bookmarkStart w:id="34" w:name="Xfc5c4b89cf8194e9496d82b8452ece6ec91a921"/>
+    <w:bookmarkEnd w:id="34"/>
+    <w:bookmarkStart w:id="35" w:name="Xfc5c4b89cf8194e9496d82b8452ece6ec91a921"/>
     <w:p>
       <w:pPr>
         <w:pStyle w:val="Heading4"/>
@@ -3464,8 +3573,8 @@
         <w:t xml:space="preserve">Request/response mapping via JSONPath</w:t>
       </w:r>
     </w:p>
-    <w:bookmarkEnd w:id="34"/>
-    <w:bookmarkStart w:id="35" w:name="storage-connector-name-storage"/>
+    <w:bookmarkEnd w:id="35"/>
+    <w:bookmarkStart w:id="36" w:name="storage-connector-name-storage"/>
     <w:p>
       <w:pPr>
         <w:pStyle w:val="Heading4"/>
@@ -3573,8 +3682,8 @@
         <w:t xml:space="preserve">, etc.</w:t>
       </w:r>
     </w:p>
-    <w:bookmarkEnd w:id="35"/>
-    <w:bookmarkStart w:id="36" w:name="trigger-connectors"/>
+    <w:bookmarkEnd w:id="36"/>
+    <w:bookmarkStart w:id="37" w:name="trigger-connectors"/>
     <w:p>
       <w:pPr>
         <w:pStyle w:val="Heading4"/>
@@ -3686,9 +3795,9 @@
         <w:t xml:space="preserve">): User-initiated triggers via Tray UI</w:t>
       </w:r>
     </w:p>
-    <w:bookmarkEnd w:id="36"/>
     <w:bookmarkEnd w:id="37"/>
-    <w:bookmarkStart w:id="38" w:name="jsonpath-usage-patterns"/>
+    <w:bookmarkEnd w:id="38"/>
+    <w:bookmarkStart w:id="39" w:name="jsonpath-usage-patterns"/>
     <w:p>
       <w:pPr>
         <w:pStyle w:val="Heading3"/>
@@ -3824,9 +3933,9 @@
         </w:pict>
       </w:r>
     </w:p>
-    <w:bookmarkEnd w:id="38"/>
     <w:bookmarkEnd w:id="39"/>
-    <w:bookmarkStart w:id="42" w:name="project-configuration-analysis"/>
+    <w:bookmarkEnd w:id="40"/>
+    <w:bookmarkStart w:id="43" w:name="project-configuration-analysis"/>
     <w:p>
       <w:pPr>
         <w:pStyle w:val="Heading2"/>
@@ -3858,7 +3967,7 @@
         <w:t xml:space="preserve">object contains project-level configuration:</w:t>
       </w:r>
     </w:p>
-    <w:bookmarkStart w:id="40" w:name="common-configuration-patterns"/>
+    <w:bookmarkStart w:id="41" w:name="common-configuration-patterns"/>
     <w:p>
       <w:pPr>
         <w:pStyle w:val="Heading3"/>
@@ -4340,8 +4449,8 @@
         <w:t xml:space="preserve">}</w:t>
       </w:r>
     </w:p>
-    <w:bookmarkEnd w:id="40"/>
-    <w:bookmarkStart w:id="41" w:name="configuration-categories"/>
+    <w:bookmarkEnd w:id="41"/>
+    <w:bookmarkStart w:id="42" w:name="configuration-categories"/>
     <w:p>
       <w:pPr>
         <w:pStyle w:val="Heading3"/>
@@ -4485,9 +4594,9 @@
         </w:pict>
       </w:r>
     </w:p>
-    <w:bookmarkEnd w:id="41"/>
     <w:bookmarkEnd w:id="42"/>
-    <w:bookmarkStart w:id="44" w:name="embedded-solution-structure"/>
+    <w:bookmarkEnd w:id="43"/>
+    <w:bookmarkStart w:id="45" w:name="embedded-solution-structure"/>
     <w:p>
       <w:pPr>
         <w:pStyle w:val="Heading2"/>
@@ -5121,7 +5230,7 @@
         <w:t xml:space="preserve">}</w:t>
       </w:r>
     </w:p>
-    <w:bookmarkStart w:id="43" w:name="configuration-schema-components"/>
+    <w:bookmarkStart w:id="44" w:name="configuration-schema-components"/>
     <w:p>
       <w:pPr>
         <w:pStyle w:val="Heading3"/>
@@ -5213,9 +5322,9 @@
         </w:pict>
       </w:r>
     </w:p>
-    <w:bookmarkEnd w:id="43"/>
     <w:bookmarkEnd w:id="44"/>
-    <w:bookmarkStart w:id="51" w:name="analysis-strategies-for-llms"/>
+    <w:bookmarkEnd w:id="45"/>
+    <w:bookmarkStart w:id="52" w:name="analysis-strategies-for-llms"/>
     <w:p>
       <w:pPr>
         <w:pStyle w:val="Heading2"/>
@@ -5224,7 +5333,7 @@
         <w:t xml:space="preserve">Analysis Strategies for LLMs</w:t>
       </w:r>
     </w:p>
-    <w:bookmarkStart w:id="45" w:name="identify-integration-purpose"/>
+    <w:bookmarkStart w:id="46" w:name="identify-integration-purpose"/>
     <w:p>
       <w:pPr>
         <w:pStyle w:val="Heading3"/>
@@ -5279,8 +5388,8 @@
         <w:t xml:space="preserve">Look for API connector types to identify integrated systems</w:t>
       </w:r>
     </w:p>
-    <w:bookmarkEnd w:id="45"/>
-    <w:bookmarkStart w:id="46" w:name="map-data-flow"/>
+    <w:bookmarkEnd w:id="46"/>
+    <w:bookmarkStart w:id="47" w:name="map-data-flow"/>
     <w:p>
       <w:pPr>
         <w:pStyle w:val="Heading3"/>
@@ -5335,8 +5444,8 @@
         <w:t xml:space="preserve">Document transformation logic in script steps</w:t>
       </w:r>
     </w:p>
-    <w:bookmarkEnd w:id="46"/>
-    <w:bookmarkStart w:id="47" w:name="understand-business-logic"/>
+    <w:bookmarkEnd w:id="47"/>
+    <w:bookmarkStart w:id="48" w:name="understand-business-logic"/>
     <w:p>
       <w:pPr>
         <w:pStyle w:val="Heading3"/>
@@ -5391,8 +5500,8 @@
         <w:t xml:space="preserve">Identify error handling patterns</w:t>
       </w:r>
     </w:p>
-    <w:bookmarkEnd w:id="47"/>
-    <w:bookmarkStart w:id="48" w:name="document-architecture"/>
+    <w:bookmarkEnd w:id="48"/>
+    <w:bookmarkStart w:id="49" w:name="document-architecture"/>
     <w:p>
       <w:pPr>
         <w:pStyle w:val="Heading3"/>
@@ -5447,8 +5556,8 @@
         <w:t xml:space="preserve">Identify parallel vs sequential processing</w:t>
       </w:r>
     </w:p>
-    <w:bookmarkEnd w:id="48"/>
-    <w:bookmarkStart w:id="49" w:name="extract-configuration-requirements"/>
+    <w:bookmarkEnd w:id="49"/>
+    <w:bookmarkStart w:id="50" w:name="extract-configuration-requirements"/>
     <w:p>
       <w:pPr>
         <w:pStyle w:val="Heading3"/>
@@ -5503,8 +5612,8 @@
         <w:t xml:space="preserve">Document external system requirements</w:t>
       </w:r>
     </w:p>
-    <w:bookmarkEnd w:id="49"/>
-    <w:bookmarkStart w:id="50" w:name="performance-analysis"/>
+    <w:bookmarkEnd w:id="50"/>
+    <w:bookmarkStart w:id="51" w:name="performance-analysis"/>
     <w:p>
       <w:pPr>
         <w:pStyle w:val="Heading3"/>
@@ -5566,9 +5675,9 @@
         </w:pict>
       </w:r>
     </w:p>
-    <w:bookmarkEnd w:id="50"/>
     <w:bookmarkEnd w:id="51"/>
-    <w:bookmarkStart w:id="56" w:name="common-integration-patterns"/>
+    <w:bookmarkEnd w:id="52"/>
+    <w:bookmarkStart w:id="57" w:name="common-integration-patterns"/>
     <w:p>
       <w:pPr>
         <w:pStyle w:val="Heading2"/>
@@ -5577,7 +5686,7 @@
         <w:t xml:space="preserve">Common Integration Patterns</w:t>
       </w:r>
     </w:p>
-    <w:bookmarkStart w:id="52" w:name="scheduled-data-sync"/>
+    <w:bookmarkStart w:id="53" w:name="scheduled-data-sync"/>
     <w:p>
       <w:pPr>
         <w:pStyle w:val="Heading3"/>
@@ -5607,8 +5716,8 @@
         <w:t xml:space="preserve">Trigger (scheduled) → Query Source → Transform → Update Destination → Handle Errors</w:t>
       </w:r>
     </w:p>
-    <w:bookmarkEnd w:id="52"/>
-    <w:bookmarkStart w:id="53" w:name="webhook-processing"/>
+    <w:bookmarkEnd w:id="53"/>
+    <w:bookmarkStart w:id="54" w:name="webhook-processing"/>
     <w:p>
       <w:pPr>
         <w:pStyle w:val="Heading3"/>
@@ -5638,8 +5747,8 @@
         <w:t xml:space="preserve">Trigger (webhook) → Validate Payload → Process Data → Multiple Destinations</w:t>
       </w:r>
     </w:p>
-    <w:bookmarkEnd w:id="53"/>
-    <w:bookmarkStart w:id="54" w:name="batch-processing"/>
+    <w:bookmarkEnd w:id="54"/>
+    <w:bookmarkStart w:id="55" w:name="batch-processing"/>
     <w:p>
       <w:pPr>
         <w:pStyle w:val="Heading3"/>
@@ -5669,8 +5778,8 @@
         <w:t xml:space="preserve">Query Data → Loop (Items) → Process Each → Conditional Logic → Error Storage</w:t>
       </w:r>
     </w:p>
-    <w:bookmarkEnd w:id="54"/>
-    <w:bookmarkStart w:id="55" w:name="real-time-sync"/>
+    <w:bookmarkEnd w:id="55"/>
+    <w:bookmarkStart w:id="56" w:name="real-time-sync"/>
     <w:p>
       <w:pPr>
         <w:pStyle w:val="Heading3"/>
@@ -5707,9 +5816,9 @@
         </w:pict>
       </w:r>
     </w:p>
-    <w:bookmarkEnd w:id="55"/>
     <w:bookmarkEnd w:id="56"/>
-    <w:bookmarkStart w:id="59" w:name="script-extraction-and-analysis"/>
+    <w:bookmarkEnd w:id="57"/>
+    <w:bookmarkStart w:id="60" w:name="script-extraction-and-analysis"/>
     <w:p>
       <w:pPr>
         <w:pStyle w:val="Heading2"/>
@@ -5718,7 +5827,7 @@
         <w:t xml:space="preserve">Script Extraction and Analysis</w:t>
       </w:r>
     </w:p>
-    <w:bookmarkStart w:id="57" w:name="javascript-function-pattern"/>
+    <w:bookmarkStart w:id="58" w:name="javascript-function-pattern"/>
     <w:p>
       <w:pPr>
         <w:pStyle w:val="Heading3"/>
@@ -5986,8 +6095,8 @@
         <w:t xml:space="preserve">;</w:t>
       </w:r>
     </w:p>
-    <w:bookmarkEnd w:id="57"/>
-    <w:bookmarkStart w:id="58" w:name="common-script-purposes"/>
+    <w:bookmarkEnd w:id="58"/>
+    <w:bookmarkStart w:id="59" w:name="common-script-purposes"/>
     <w:p>
       <w:pPr>
         <w:pStyle w:val="Heading3"/>
@@ -6101,9 +6210,9 @@
         </w:pict>
       </w:r>
     </w:p>
-    <w:bookmarkEnd w:id="58"/>
     <w:bookmarkEnd w:id="59"/>
-    <w:bookmarkStart w:id="62" w:name="error-handling-patterns"/>
+    <w:bookmarkEnd w:id="60"/>
+    <w:bookmarkStart w:id="63" w:name="error-handling-patterns"/>
     <w:p>
       <w:pPr>
         <w:pStyle w:val="Heading2"/>
@@ -6112,7 +6221,7 @@
         <w:t xml:space="preserve">Error Handling Patterns</w:t>
       </w:r>
     </w:p>
-    <w:bookmarkStart w:id="60" w:name="standard-error-configuration"/>
+    <w:bookmarkStart w:id="61" w:name="standard-error-configuration"/>
     <w:p>
       <w:pPr>
         <w:pStyle w:val="Heading3"/>
@@ -6300,8 +6409,8 @@
         <w:t xml:space="preserve">}</w:t>
       </w:r>
     </w:p>
-    <w:bookmarkEnd w:id="60"/>
-    <w:bookmarkStart w:id="61" w:name="error-handling-in-tray"/>
+    <w:bookmarkEnd w:id="61"/>
+    <w:bookmarkStart w:id="62" w:name="error-handling-in-tray"/>
     <w:p>
       <w:pPr>
         <w:pStyle w:val="Heading3"/>
@@ -6450,9 +6559,9 @@
         </w:pict>
       </w:r>
     </w:p>
-    <w:bookmarkEnd w:id="61"/>
     <w:bookmarkEnd w:id="62"/>
-    <w:bookmarkStart w:id="67" w:name="testing-and-validation-patterns"/>
+    <w:bookmarkEnd w:id="63"/>
+    <w:bookmarkStart w:id="68" w:name="testing-and-validation-patterns"/>
     <w:p>
       <w:pPr>
         <w:pStyle w:val="Heading2"/>
@@ -6461,7 +6570,7 @@
         <w:t xml:space="preserve">Testing and Validation Patterns</w:t>
       </w:r>
     </w:p>
-    <w:bookmarkStart w:id="63" w:name="test-workflows"/>
+    <w:bookmarkStart w:id="64" w:name="test-workflows"/>
     <w:p>
       <w:pPr>
         <w:pStyle w:val="Heading3"/>
@@ -6570,8 +6679,8 @@
         <w:t xml:space="preserve">: Ensuring config parameters work correctly across environments</w:t>
       </w:r>
     </w:p>
-    <w:bookmarkEnd w:id="63"/>
-    <w:bookmarkStart w:id="64" w:name="identifying-test-workflows"/>
+    <w:bookmarkEnd w:id="64"/>
+    <w:bookmarkStart w:id="65" w:name="identifying-test-workflows"/>
     <w:p>
       <w:pPr>
         <w:pStyle w:val="Heading3"/>
@@ -6678,8 +6787,8 @@
         <w:t xml:space="preserve">”</w:t>
       </w:r>
     </w:p>
-    <w:bookmarkEnd w:id="64"/>
-    <w:bookmarkStart w:id="65" w:name="test-workflow-characteristics"/>
+    <w:bookmarkEnd w:id="65"/>
+    <w:bookmarkStart w:id="66" w:name="test-workflow-characteristics"/>
     <w:p>
       <w:pPr>
         <w:pStyle w:val="Heading3"/>
@@ -6813,8 +6922,8 @@
         <w:t xml:space="preserve">: May include extra logging or storage steps for debugging</w:t>
       </w:r>
     </w:p>
-    <w:bookmarkEnd w:id="65"/>
-    <w:bookmarkStart w:id="66" w:name="testing-strategy-in-tray"/>
+    <w:bookmarkEnd w:id="66"/>
+    <w:bookmarkStart w:id="67" w:name="testing-strategy-in-tray"/>
     <w:p>
       <w:pPr>
         <w:pStyle w:val="Heading3"/>
@@ -6927,9 +7036,9 @@
         </w:pict>
       </w:r>
     </w:p>
-    <w:bookmarkEnd w:id="66"/>
     <w:bookmarkEnd w:id="67"/>
-    <w:bookmarkStart w:id="72" w:name="questions-to-guide-analysis"/>
+    <w:bookmarkEnd w:id="68"/>
+    <w:bookmarkStart w:id="73" w:name="questions-to-guide-analysis"/>
     <w:p>
       <w:pPr>
         <w:pStyle w:val="Heading2"/>
@@ -6946,7 +7055,7 @@
         <w:t xml:space="preserve">When analyzing a Tray.ai project JSON, consider these questions:</w:t>
       </w:r>
     </w:p>
-    <w:bookmarkStart w:id="68" w:name="business-context"/>
+    <w:bookmarkStart w:id="69" w:name="business-context"/>
     <w:p>
       <w:pPr>
         <w:pStyle w:val="Heading3"/>
@@ -7003,8 +7112,8 @@
         <w:t xml:space="preserve">How frequently does synchronization occur?</w:t>
       </w:r>
     </w:p>
-    <w:bookmarkEnd w:id="68"/>
-    <w:bookmarkStart w:id="69" w:name="technical-implementation"/>
+    <w:bookmarkEnd w:id="69"/>
+    <w:bookmarkStart w:id="70" w:name="technical-implementation"/>
     <w:p>
       <w:pPr>
         <w:pStyle w:val="Heading3"/>
@@ -7061,8 +7170,8 @@
         <w:t xml:space="preserve">Are there performance optimization techniques used?</w:t>
       </w:r>
     </w:p>
-    <w:bookmarkEnd w:id="69"/>
-    <w:bookmarkStart w:id="70" w:name="configuration-management"/>
+    <w:bookmarkEnd w:id="70"/>
+    <w:bookmarkStart w:id="71" w:name="configuration-management"/>
     <w:p>
       <w:pPr>
         <w:pStyle w:val="Heading3"/>
@@ -7119,8 +7228,8 @@
         <w:t xml:space="preserve">What customization options are available?</w:t>
       </w:r>
     </w:p>
-    <w:bookmarkEnd w:id="70"/>
-    <w:bookmarkStart w:id="71" w:name="dependencies-and-requirements"/>
+    <w:bookmarkEnd w:id="71"/>
+    <w:bookmarkStart w:id="72" w:name="dependencies-and-requirements"/>
     <w:p>
       <w:pPr>
         <w:pStyle w:val="Heading3"/>
@@ -7184,9 +7293,9 @@
         </w:pict>
       </w:r>
     </w:p>
-    <w:bookmarkEnd w:id="71"/>
     <w:bookmarkEnd w:id="72"/>
-    <w:bookmarkStart w:id="73" w:name="best-practices-for-llm-analysis"/>
+    <w:bookmarkEnd w:id="73"/>
+    <w:bookmarkStart w:id="74" w:name="best-practices-for-llm-analysis"/>
     <w:p>
       <w:pPr>
         <w:pStyle w:val="Heading2"/>
@@ -7395,8 +7504,8 @@
         </w:pict>
       </w:r>
     </w:p>
-    <w:bookmarkEnd w:id="73"/>
-    <w:bookmarkStart w:id="79" w:name="Xe5ec23a232f91403c1bcf0167dffd07861b8a87"/>
+    <w:bookmarkEnd w:id="74"/>
+    <w:bookmarkStart w:id="80" w:name="Xe5ec23a232f91403c1bcf0167dffd07861b8a87"/>
     <w:p>
       <w:pPr>
         <w:pStyle w:val="Heading2"/>
@@ -7413,7 +7522,7 @@
         <w:t xml:space="preserve">When creating documentation and architectural diagrams, focus on these key areas:</w:t>
       </w:r>
     </w:p>
-    <w:bookmarkStart w:id="74" w:name="business-process-flow"/>
+    <w:bookmarkStart w:id="75" w:name="business-process-flow"/>
     <w:p>
       <w:pPr>
         <w:pStyle w:val="Heading3"/>
@@ -7527,8 +7636,8 @@
         <w:t xml:space="preserve">: Map all boolean conditions and their business logic</w:t>
       </w:r>
     </w:p>
-    <w:bookmarkEnd w:id="74"/>
-    <w:bookmarkStart w:id="75" w:name="configuration-dependencies"/>
+    <w:bookmarkEnd w:id="75"/>
+    <w:bookmarkStart w:id="76" w:name="configuration-dependencies"/>
     <w:p>
       <w:pPr>
         <w:pStyle w:val="Heading3"/>
@@ -7623,8 +7732,8 @@
         <w:t xml:space="preserve">: Identify what end-users can configure</w:t>
       </w:r>
     </w:p>
-    <w:bookmarkEnd w:id="75"/>
-    <w:bookmarkStart w:id="76" w:name="error-handling-strategy"/>
+    <w:bookmarkEnd w:id="76"/>
+    <w:bookmarkStart w:id="77" w:name="error-handling-strategy"/>
     <w:p>
       <w:pPr>
         <w:pStyle w:val="Heading3"/>
@@ -7719,8 +7828,8 @@
         <w:t xml:space="preserve">: Identify logging and storage patterns for failed operations</w:t>
       </w:r>
     </w:p>
-    <w:bookmarkEnd w:id="76"/>
-    <w:bookmarkStart w:id="77" w:name="performance-characteristics"/>
+    <w:bookmarkEnd w:id="77"/>
+    <w:bookmarkStart w:id="78" w:name="performance-characteristics"/>
     <w:p>
       <w:pPr>
         <w:pStyle w:val="Heading3"/>
@@ -7815,8 +7924,8 @@
         <w:t xml:space="preserve">: Understand throughput constraints</w:t>
       </w:r>
     </w:p>
-    <w:bookmarkEnd w:id="77"/>
-    <w:bookmarkStart w:id="78" w:name="security-and-compliance"/>
+    <w:bookmarkEnd w:id="78"/>
+    <w:bookmarkStart w:id="79" w:name="security-and-compliance"/>
     <w:p>
       <w:pPr>
         <w:pStyle w:val="Heading3"/>
@@ -7900,9 +8009,9 @@
         <w:t xml:space="preserve">This guide provides the foundation for deep analysis of any Tray.ai project JSON structure. Use it as a reference to understand the relationships between components and extract meaningful insights about integration architecture and business logic.</w:t>
       </w:r>
     </w:p>
-    <w:bookmarkEnd w:id="78"/>
     <w:bookmarkEnd w:id="79"/>
     <w:bookmarkEnd w:id="80"/>
+    <w:bookmarkEnd w:id="81"/>
     <w:sectPr/>
   </w:body>
 </w:document>
